--- a/papers/_sources/rope_theory_of_quantum_foundations.docx
+++ b/papers/_sources/rope_theory_of_quantum_foundations.docx
@@ -61,23 +61,6 @@
           <w:szCs w:val="20"/>
         </w:rPr>
         <w:t xml:space="preserve">Global Networking Practice, NTT DATA, Charlotte, NC  ·  palmer100@gmail.com</w:t>
-      </w:r>
-    </w:p>
-    <w:p>
-      <w:pPr>
-        <w:spacing w:after="120" w:before="0" w:line="276"/>
-        <w:jc w:val="center"/>
-      </w:pPr>
-      <w:r>
-        <w:rPr>
-          <w:rFonts w:ascii="Times New Roman" w:cs="Times New Roman" w:eastAsia="Times New Roman" w:hAnsi="Times New Roman"/>
-          <w:i/>
-          <w:iCs/>
-          <w:color w:val="666666"/>
-          <w:sz w:val="18"/>
-          <w:szCs w:val="18"/>
-        </w:rPr>
-        <w:t xml:space="preserve">Programme credit: the core Rope Hypothesis is due to Bill Gaede; this work develops and formalises it.</w:t>
       </w:r>
     </w:p>
     <w:p>
@@ -4054,6 +4037,7 @@
         <w:t xml:space="preserve">Confronting Bell’s theorem forces the rope model into a definite position: it is a hidden-variable theory; it cannot be a local one without being already falsified; and since it can abandon neither realism nor measurement independence, it must be an explicitly non-local hidden-variable theory in the family of Bohmian mechanics. The rope substrate offers a plausible non-local connection — a single connected topological configuration established at pair creation — which is a genuine point in its favour. But the framework’s viability rests on constructive results it does not yet possess: a derivation of the exact quantum correlation and the Tsirelson bound from rope dynamics, a proof that the connection respects no-signalling, and above all a demonstration that its non-locality is genuine rather than a local common cause in disguise. We have not delivered these; we have identified them precisely and stated the model’s central vulnerability without flinching. The contribution is a clear, distinctive, falsifiable commitment at the interpretive core — the place the programme had until now avoided, and the place it is most exposed.</w:t>
       </w:r>
     </w:p>
+    <w:p/>
     <w:p>
       <w:pPr>
         <w:spacing w:after="80"/>
@@ -4066,21 +4050,10 @@
         <w:t xml:space="preserve"/>
       </w:r>
     </w:p>
-    <w:p>
-      <w:pPr>
-        <w:spacing w:after="160" w:before="0" w:line="276"/>
-        <w:jc w:val="both"/>
-      </w:pPr>
-      <w:r>
-        <w:rPr>
-          <w:rFonts w:ascii="Times New Roman" w:cs="Times New Roman" w:eastAsia="Times New Roman" w:hAnsi="Times New Roman"/>
-          <w:i/>
-          <w:iCs/>
-          <w:color w:val="666666"/>
-          <w:sz w:val="20"/>
-          <w:szCs w:val="20"/>
-        </w:rPr>
-        <w:t xml:space="preserve">Programme credit: the core Rope Hypothesis is due to Bill Gaede. Computational collaboration and drafting by Claude (Anthropic). Correspondence to palmer100@gmail.com.</w:t>
+    <w:p/>
+    <w:p>
+      <w:r>
+        <w:t>Programme credit: the core Rope Hypothesis is due to Bill Gaede; this work develops and formalises it. Computational collaboration and drafting by Claude (Anthropic). Correspondence to palmer100@gmail.com.</w:t>
       </w:r>
     </w:p>
     <w:sectPr>

--- a/papers/_sources/rope_theory_of_quantum_foundations.docx
+++ b/papers/_sources/rope_theory_of_quantum_foundations.docx
@@ -45,7 +45,7 @@
           <w:sz w:val="22"/>
           <w:szCs w:val="22"/>
         </w:rPr>
-        <w:t xml:space="preserve">Mark Palmer  ·  with computational collaboration by Claude (Anthropic)</w:t>
+        <w:t xml:space="preserve">Mark Palmer · with computational collaboration by Claude (Anthropic)</w:t>
       </w:r>
     </w:p>
     <w:p>
@@ -60,7 +60,7 @@
           <w:sz w:val="20"/>
           <w:szCs w:val="20"/>
         </w:rPr>
-        <w:t xml:space="preserve">Global Networking Practice, NTT DATA, Charlotte, NC  ·  palmer100@gmail.com</w:t>
+        <w:t xml:space="preserve">Charlotte, NC · palmer100@gmail.com</w:t>
       </w:r>
     </w:p>
     <w:p>

--- a/papers/_sources/rope_theory_of_quantum_foundations.docx
+++ b/papers/_sources/rope_theory_of_quantum_foundations.docx
@@ -88,6 +88,20 @@
           <w:szCs w:val="22"/>
         </w:rPr>
         <w:t xml:space="preserve"/>
+      </w:r>
+    </w:p>
+    <w:p>
+      <w:pPr>
+        <w:spacing w:after="160" w:before="0" w:line="276"/>
+        <w:jc w:val="both"/>
+      </w:pPr>
+      <w:r>
+        <w:rPr>
+          <w:rFonts w:ascii="Times New Roman" w:cs="Times New Roman" w:eastAsia="Times New Roman" w:hAnsi="Times New Roman"/>
+          <w:sz w:val="24"/>
+          <w:szCs w:val="24"/>
+        </w:rPr>
+        <w:t xml:space="preserve">Naming note (5 September 2026). This programme is now the Mesh Programme and the theory it develops the mesh framework; 'the rope framework' in earlier revisions reads 'the mesh framework'. 'Rope' remains the name of the two-strand wound object, and the Rope Hypothesis credited to Bill Gaede keeps its name. Identifiers (repository, rope_solver, file names, claim IDs) are unchanged.</w:t>
       </w:r>
     </w:p>
     <w:p>
@@ -279,7 +293,7 @@
           <w:sz w:val="24"/>
           <w:szCs w:val="24"/>
         </w:rPr>
-        <w:t xml:space="preserve">The rope programme has shown, in earlier papers, quantum-mechanical structure emerging from the medium: the Dirac equation from two-strand rope mechanics, phase coherence and its loss (decoherence), and quantum fluctuations about rope knots. These are results about the FORMALISM. They leave untouched the interpretive question that any realist substrate theory must eventually answer: what is a quantum measurement, and how can a theory with definite underlying values reproduce the correlations that Bell’s theorem shows no local such theory can?</w:t>
+        <w:t xml:space="preserve">The mesh programme has shown, in earlier papers, quantum-mechanical structure emerging from the medium: the Dirac equation from two-strand rope mechanics, phase coherence and its loss (decoherence), and quantum fluctuations about rope knots. These are results about the FORMALISM. They leave untouched the interpretive question that any realist substrate theory must eventually answer: what is a quantum measurement, and how can a theory with definite underlying values reproduce the correlations that Bell’s theorem shows no local such theory can?</w:t>
       </w:r>
     </w:p>
     <w:p>
@@ -2424,7 +2438,7 @@
           <w:sz w:val="24"/>
           <w:szCs w:val="24"/>
         </w:rPr>
-        <w:t xml:space="preserve">The rope framework can say something more specific than a generic decoherence account, and this is where the interpretation becomes uniquely “rope.” In the thermodynamics paper, the entropy of a macroscopic field is the configuration degeneracy S = k ln|C|. A measurement, in those terms, is an IRREVERSIBLE INCREASE IN CONFIGURATION ENTROPY: the measured rope structure becomes correlated with an apparatus whose vast configuration space makes the joint state overwhelmingly unlikely to re-cohere. “Collapse” is then not a fundamental process but the practical irreversibility of that entropy increase — the same coarse-graining the thermodynamics paper treats, now doing interpretive work. This ties measurement to the programme’s own statistical mechanics rather than importing decoherence as an external module.</w:t>
+        <w:t xml:space="preserve">The mesh framework can say something more specific than a generic decoherence account, and this is where the interpretation becomes uniquely “rope.” In the thermodynamics paper, the entropy of a macroscopic field is the configuration degeneracy S = k ln|C|. A measurement, in those terms, is an IRREVERSIBLE INCREASE IN CONFIGURATION ENTROPY: the measured rope structure becomes correlated with an apparatus whose vast configuration space makes the joint state overwhelmingly unlikely to re-cohere. “Collapse” is then not a fundamental process but the practical irreversibility of that entropy increase — the same coarse-graining the thermodynamics paper treats, now doing interpretive work. This ties measurement to the programme’s own statistical mechanics rather than importing decoherence as an external module.</w:t>
       </w:r>
     </w:p>
     <w:p>
